--- a/docs/EDGARPulse_Guide.docx
+++ b/docs/EDGARPulse_Guide.docx
@@ -38,36 +38,67 @@
     </w:p>
     <w:p>
       <w:pPr>
-        <w:rPr>
-          <w:rFonts w:ascii="Times New Roman" w:hAnsi="Times New Roman" w:cs="Times New Roman"/>
-          <w:b/>
-          <w:bCs/>
-        </w:rPr>
-      </w:pPr>
-    </w:p>
-    <w:p>
-      <w:pPr>
-        <w:rPr>
-          <w:rFonts w:ascii="Times New Roman" w:hAnsi="Times New Roman" w:cs="Times New Roman"/>
-          <w:b/>
-          <w:bCs/>
-        </w:rPr>
-      </w:pPr>
-      <w:r>
-        <w:rPr>
-          <w:rFonts w:ascii="Times New Roman" w:hAnsi="Times New Roman" w:cs="Times New Roman"/>
-          <w:b/>
-          <w:bCs/>
-        </w:rPr>
-        <w:t xml:space="preserve">1. </w:t>
-      </w:r>
-      <w:r>
-        <w:rPr>
-          <w:rFonts w:ascii="Times New Roman" w:hAnsi="Times New Roman" w:cs="Times New Roman"/>
-          <w:b/>
-          <w:bCs/>
-        </w:rPr>
-        <w:t>Project Summary</w:t>
+        <w:pBdr>
+          <w:bottom w:val="single" w:sz="6" w:space="1" w:color="auto"/>
+        </w:pBdr>
+        <w:rPr>
+          <w:rFonts w:ascii="Times New Roman" w:hAnsi="Times New Roman" w:cs="Times New Roman"/>
+          <w:sz w:val="18"/>
+          <w:szCs w:val="20"/>
+        </w:rPr>
+      </w:pPr>
+      <w:r>
+        <w:rPr>
+          <w:rFonts w:ascii="Times New Roman" w:hAnsi="Times New Roman" w:cs="Times New Roman" w:hint="eastAsia"/>
+          <w:sz w:val="18"/>
+          <w:szCs w:val="20"/>
+        </w:rPr>
+        <w:t>Github Repo</w:t>
+      </w:r>
+      <w:r>
+        <w:rPr>
+          <w:rFonts w:ascii="Times New Roman" w:hAnsi="Times New Roman" w:cs="Times New Roman"/>
+          <w:sz w:val="18"/>
+          <w:szCs w:val="20"/>
+        </w:rPr>
+        <w:t xml:space="preserve">: </w:t>
+      </w:r>
+      <w:hyperlink r:id="rId5" w:history="1">
+        <w:r>
+          <w:rPr>
+            <w:rStyle w:val="ae"/>
+            <w:rFonts w:ascii="Times New Roman" w:hAnsi="Times New Roman" w:cs="Times New Roman"/>
+            <w:sz w:val="18"/>
+            <w:szCs w:val="20"/>
+          </w:rPr>
+          <w:t>https://github.com/XinyuLoong/EDGARPulse</w:t>
+        </w:r>
+      </w:hyperlink>
+    </w:p>
+    <w:p>
+      <w:pPr>
+        <w:rPr>
+          <w:rFonts w:ascii="Times New Roman" w:hAnsi="Times New Roman" w:cs="Times New Roman"/>
+          <w:b/>
+          <w:bCs/>
+        </w:rPr>
+      </w:pPr>
+    </w:p>
+    <w:p>
+      <w:pPr>
+        <w:rPr>
+          <w:rFonts w:ascii="Times New Roman" w:hAnsi="Times New Roman" w:cs="Times New Roman"/>
+          <w:b/>
+          <w:bCs/>
+        </w:rPr>
+      </w:pPr>
+      <w:r>
+        <w:rPr>
+          <w:rFonts w:ascii="Times New Roman" w:hAnsi="Times New Roman" w:cs="Times New Roman"/>
+          <w:b/>
+          <w:bCs/>
+        </w:rPr>
+        <w:t>1. Project Summary</w:t>
       </w:r>
     </w:p>
     <w:p>
@@ -199,7 +230,7 @@
                     <pic:cNvPicPr/>
                   </pic:nvPicPr>
                   <pic:blipFill>
-                    <a:blip r:embed="rId5">
+                    <a:blip r:embed="rId6">
                       <a:extLst>
                         <a:ext uri="{28A0092B-C50C-407E-A947-70E740481C1C}">
                           <a14:useLocalDpi xmlns:a14="http://schemas.microsoft.com/office/drawing/2010/main" val="0"/>
@@ -256,7 +287,7 @@
                     <pic:cNvPicPr/>
                   </pic:nvPicPr>
                   <pic:blipFill>
-                    <a:blip r:embed="rId6">
+                    <a:blip r:embed="rId7">
                       <a:extLst>
                         <a:ext uri="{28A0092B-C50C-407E-A947-70E740481C1C}">
                           <a14:useLocalDpi xmlns:a14="http://schemas.microsoft.com/office/drawing/2010/main" val="0"/>
@@ -355,6 +386,7 @@
           <w:b/>
           <w:bCs/>
         </w:rPr>
+        <w:lastRenderedPageBreak/>
         <w:t xml:space="preserve">4. </w:t>
       </w:r>
       <w:r>
@@ -376,7 +408,6 @@
         <w:rPr>
           <w:rFonts w:ascii="Times New Roman" w:hAnsi="Times New Roman" w:cs="Times New Roman"/>
         </w:rPr>
-        <w:lastRenderedPageBreak/>
         <w:t>The system is organized as a lightweight analytics workflow with four components:</w:t>
       </w:r>
     </w:p>
@@ -512,7 +543,7 @@
                     <pic:cNvPicPr/>
                   </pic:nvPicPr>
                   <pic:blipFill>
-                    <a:blip r:embed="rId7">
+                    <a:blip r:embed="rId8">
                       <a:extLst>
                         <a:ext uri="{28A0092B-C50C-407E-A947-70E740481C1C}">
                           <a14:useLocalDpi xmlns:a14="http://schemas.microsoft.com/office/drawing/2010/main" val="0"/>
@@ -543,18 +574,26 @@
       <w:pPr>
         <w:jc w:val="center"/>
         <w:rPr>
+          <w:rFonts w:ascii="Times New Roman" w:hAnsi="Times New Roman" w:cs="Times New Roman"/>
+          <w:sz w:val="18"/>
+          <w:szCs w:val="20"/>
+        </w:rPr>
+      </w:pPr>
+      <w:r>
+        <w:rPr>
           <w:rFonts w:ascii="Times New Roman" w:hAnsi="Times New Roman" w:cs="Times New Roman" w:hint="eastAsia"/>
           <w:sz w:val="18"/>
           <w:szCs w:val="20"/>
         </w:rPr>
-      </w:pPr>
-      <w:r>
-        <w:rPr>
-          <w:rFonts w:ascii="Times New Roman" w:hAnsi="Times New Roman" w:cs="Times New Roman" w:hint="eastAsia"/>
+        <w:t>Fig</w:t>
+      </w:r>
+      <w:r>
+        <w:rPr>
+          <w:rFonts w:ascii="Times New Roman" w:hAnsi="Times New Roman" w:cs="Times New Roman"/>
           <w:sz w:val="18"/>
           <w:szCs w:val="20"/>
         </w:rPr>
-        <w:t>Fig</w:t>
+        <w:t>3</w:t>
       </w:r>
       <w:r>
         <w:rPr>
@@ -562,7 +601,7 @@
           <w:sz w:val="18"/>
           <w:szCs w:val="20"/>
         </w:rPr>
-        <w:t>3</w:t>
+        <w:t xml:space="preserve">. System </w:t>
       </w:r>
       <w:r>
         <w:rPr>
@@ -570,7 +609,7 @@
           <w:sz w:val="18"/>
           <w:szCs w:val="20"/>
         </w:rPr>
-        <w:t>. System Design</w:t>
+        <w:t>Architecture</w:t>
       </w:r>
     </w:p>
     <w:p>
@@ -762,14 +801,8 @@
         <w:rPr>
           <w:rFonts w:ascii="Times New Roman" w:hAnsi="Times New Roman" w:cs="Times New Roman"/>
         </w:rPr>
-        <w:t xml:space="preserve">Improved observability by tracking request success, latency, queried entities, form types, </w:t>
-      </w:r>
-      <w:r>
-        <w:rPr>
-          <w:rFonts w:ascii="Times New Roman" w:hAnsi="Times New Roman" w:cs="Times New Roman"/>
-        </w:rPr>
         <w:lastRenderedPageBreak/>
-        <w:t>and aggregate risk metrics.</w:t>
+        <w:t>Improved observability by tracking request success, latency, queried entities, form types, and aggregate risk metrics.</w:t>
       </w:r>
     </w:p>
     <w:p>
@@ -818,7 +851,7 @@
                     <pic:cNvPicPr/>
                   </pic:nvPicPr>
                   <pic:blipFill>
-                    <a:blip r:embed="rId8">
+                    <a:blip r:embed="rId9">
                       <a:extLst>
                         <a:ext uri="{28A0092B-C50C-407E-A947-70E740481C1C}">
                           <a14:useLocalDpi xmlns:a14="http://schemas.microsoft.com/office/drawing/2010/main" val="0"/>
@@ -891,7 +924,7 @@
                     <pic:cNvPicPr/>
                   </pic:nvPicPr>
                   <pic:blipFill>
-                    <a:blip r:embed="rId9">
+                    <a:blip r:embed="rId10">
                       <a:extLst>
                         <a:ext uri="{28A0092B-C50C-407E-A947-70E740481C1C}">
                           <a14:useLocalDpi xmlns:a14="http://schemas.microsoft.com/office/drawing/2010/main" val="0"/>
@@ -938,7 +971,7 @@
                     <pic:cNvPicPr/>
                   </pic:nvPicPr>
                   <pic:blipFill>
-                    <a:blip r:embed="rId10">
+                    <a:blip r:embed="rId11">
                       <a:extLst>
                         <a:ext uri="{28A0092B-C50C-407E-A947-70E740481C1C}">
                           <a14:useLocalDpi xmlns:a14="http://schemas.microsoft.com/office/drawing/2010/main" val="0"/>
@@ -1017,14 +1050,8 @@
         <w:rPr>
           <w:rFonts w:ascii="Times New Roman" w:hAnsi="Times New Roman" w:cs="Times New Roman"/>
         </w:rPr>
-        <w:t xml:space="preserve">EDGARPulse demonstrates how semi-structured public disclosures can be transformed into </w:t>
-      </w:r>
-      <w:r>
-        <w:rPr>
-          <w:rFonts w:ascii="Times New Roman" w:hAnsi="Times New Roman" w:cs="Times New Roman"/>
-        </w:rPr>
         <w:lastRenderedPageBreak/>
-        <w:t>usable analytical signals through a compact, end-to-end system. The project highlights my ability to combine external API integration, text analytics, persistent logging, and dashboard-based observability in a single analytics workflow.</w:t>
+        <w:t>EDGARPulse demonstrates how semi-structured public disclosures can be transformed into usable analytical signals through a compact, end-to-end system. The project highlights my ability to combine external API integration, text analytics, persistent logging, and dashboard-based observability in a single analytics workflow.</w:t>
       </w:r>
     </w:p>
     <w:p>
@@ -1055,7 +1082,7 @@
                     <pic:cNvPicPr/>
                   </pic:nvPicPr>
                   <pic:blipFill>
-                    <a:blip r:embed="rId11">
+                    <a:blip r:embed="rId12">
                       <a:extLst>
                         <a:ext uri="{28A0092B-C50C-407E-A947-70E740481C1C}">
                           <a14:useLocalDpi xmlns:a14="http://schemas.microsoft.com/office/drawing/2010/main" val="0"/>
@@ -2218,6 +2245,7 @@
   <w:style w:type="character" w:default="1" w:styleId="a0">
     <w:name w:val="Default Paragraph Font"/>
     <w:uiPriority w:val="1"/>
+    <w:semiHidden/>
     <w:unhideWhenUsed/>
   </w:style>
   <w:style w:type="table" w:default="1" w:styleId="a1">
@@ -2532,6 +2560,29 @@
       <w:smallCaps/>
       <w:color w:val="0F4761" w:themeColor="accent1" w:themeShade="BF"/>
       <w:spacing w:val="5"/>
+    </w:rPr>
+  </w:style>
+  <w:style w:type="character" w:styleId="ae">
+    <w:name w:val="Hyperlink"/>
+    <w:basedOn w:val="a0"/>
+    <w:uiPriority w:val="99"/>
+    <w:unhideWhenUsed/>
+    <w:rsid w:val="00563415"/>
+    <w:rPr>
+      <w:color w:val="467886" w:themeColor="hyperlink"/>
+      <w:u w:val="single"/>
+    </w:rPr>
+  </w:style>
+  <w:style w:type="character" w:styleId="af">
+    <w:name w:val="Unresolved Mention"/>
+    <w:basedOn w:val="a0"/>
+    <w:uiPriority w:val="99"/>
+    <w:semiHidden/>
+    <w:unhideWhenUsed/>
+    <w:rsid w:val="00563415"/>
+    <w:rPr>
+      <w:color w:val="605E5C"/>
+      <w:shd w:val="clear" w:color="auto" w:fill="E1DFDD"/>
     </w:rPr>
   </w:style>
 </w:styles>

--- a/docs/EDGARPulse_Guide.docx
+++ b/docs/EDGARPulse_Guide.docx
@@ -78,7 +78,7 @@
     <w:p>
       <w:pPr>
         <w:rPr>
-          <w:rFonts w:ascii="Times New Roman" w:hAnsi="Times New Roman" w:cs="Times New Roman"/>
+          <w:rFonts w:ascii="Times New Roman" w:hAnsi="Times New Roman" w:cs="Times New Roman" w:hint="eastAsia"/>
           <w:b/>
           <w:bCs/>
         </w:rPr>
@@ -661,7 +661,19 @@
         <w:rPr>
           <w:rFonts w:ascii="Times New Roman" w:hAnsi="Times New Roman" w:cs="Times New Roman"/>
         </w:rPr>
-        <w:t>Built REST-style backend services for SEC filing retrieval, identifier normalization, filing prioritization, and JSON response generation.</w:t>
+        <w:t>Built REST</w:t>
+      </w:r>
+      <w:r>
+        <w:rPr>
+          <w:rFonts w:ascii="Times New Roman" w:hAnsi="Times New Roman" w:cs="Times New Roman" w:hint="eastAsia"/>
+        </w:rPr>
+        <w:t>ful</w:t>
+      </w:r>
+      <w:r>
+        <w:rPr>
+          <w:rFonts w:ascii="Times New Roman" w:hAnsi="Times New Roman" w:cs="Times New Roman"/>
+        </w:rPr>
+        <w:t xml:space="preserve"> backend services for SEC filing retrieval, identifier normalization, filing prioritization, and JSON response generation.</w:t>
       </w:r>
     </w:p>
     <w:p>
